--- a/CÔNG TY TNHH HONG SUNG/HongSung_ThaydoiDiaChi/QUYẾT ĐỊNH THAY ĐỔI.docx
+++ b/CÔNG TY TNHH HONG SUNG/HongSung_ThaydoiDiaChi/QUYẾT ĐỊNH THAY ĐỔI.docx
@@ -267,8 +267,10 @@
                 <w:sz w:val="28"/>
                 <w:szCs w:val="28"/>
               </w:rPr>
-              <w:t>9</w:t>
-            </w:r>
+              <w:t>14</w:t>
+            </w:r>
+            <w:bookmarkStart w:id="0" w:name="_GoBack"/>
+            <w:bookmarkEnd w:id="0"/>
             <w:r>
               <w:rPr>
                 <w:rFonts w:ascii="Times New Roman" w:eastAsia="Times New Roman" w:hAnsi="Times New Roman" w:cs="Times New Roman"/>
@@ -2230,8 +2232,6 @@
         </w:rPr>
         <w:t>bà</w:t>
       </w:r>
-      <w:bookmarkStart w:id="0" w:name="_GoBack"/>
-      <w:bookmarkEnd w:id="0"/>
       <w:r>
         <w:rPr>
           <w:rFonts w:ascii="Times New Roman" w:hAnsi="Times New Roman" w:cs="Times New Roman"/>
@@ -4058,18 +4058,12 @@
 </file>
 
 <file path=customXml/item1.xml><?xml version="1.0" encoding="utf-8"?>
-<p:properties xmlns:p="http://schemas.microsoft.com/office/2006/metadata/properties" xmlns:xsi="http://www.w3.org/2001/XMLSchema-instance" xmlns:pc="http://schemas.microsoft.com/office/infopath/2007/PartnerControls">
-  <documentManagement>
-    <AlternateThumbnailUrl xmlns="http://schemas.microsoft.com/sharepoint/v3">
-      <Url xsi:nil="true"/>
-      <Description xsi:nil="true"/>
-    </AlternateThumbnailUrl>
-    <VideoThumbnail xmlns="4ae7861e-4bff-47fb-9754-a3da037d4eb5" xsi:nil="true"/>
-    <ImageCreateDate xmlns="http://schemas.microsoft.com/sharepoint/v3" xsi:nil="true"/>
-    <GetImgForVideo xmlns="4ae7861e-4bff-47fb-9754-a3da037d4eb5" xsi:nil="true"/>
-    <Description xmlns="http://schemas.microsoft.com/sharepoint/v3" xsi:nil="true"/>
-  </documentManagement>
-</p:properties>
+<?mso-contentType ?>
+<FormTemplates xmlns="http://schemas.microsoft.com/sharepoint/v3/contenttype/forms">
+  <Display>DocumentLibraryForm</Display>
+  <Edit>DocumentLibraryForm</Edit>
+  <New>DocumentLibraryForm</New>
+</FormTemplates>
 </file>
 
 <file path=customXml/item2.xml><?xml version="1.0" encoding="utf-8"?>
@@ -4261,21 +4255,24 @@
 </file>
 
 <file path=customXml/item3.xml><?xml version="1.0" encoding="utf-8"?>
-<?mso-contentType ?>
-<FormTemplates xmlns="http://schemas.microsoft.com/sharepoint/v3/contenttype/forms">
-  <Display>DocumentLibraryForm</Display>
-  <Edit>DocumentLibraryForm</Edit>
-  <New>DocumentLibraryForm</New>
-</FormTemplates>
+<p:properties xmlns:p="http://schemas.microsoft.com/office/2006/metadata/properties" xmlns:xsi="http://www.w3.org/2001/XMLSchema-instance" xmlns:pc="http://schemas.microsoft.com/office/infopath/2007/PartnerControls">
+  <documentManagement>
+    <AlternateThumbnailUrl xmlns="http://schemas.microsoft.com/sharepoint/v3">
+      <Url xsi:nil="true"/>
+      <Description xsi:nil="true"/>
+    </AlternateThumbnailUrl>
+    <VideoThumbnail xmlns="4ae7861e-4bff-47fb-9754-a3da037d4eb5" xsi:nil="true"/>
+    <ImageCreateDate xmlns="http://schemas.microsoft.com/sharepoint/v3" xsi:nil="true"/>
+    <GetImgForVideo xmlns="4ae7861e-4bff-47fb-9754-a3da037d4eb5" xsi:nil="true"/>
+    <Description xmlns="http://schemas.microsoft.com/sharepoint/v3" xsi:nil="true"/>
+  </documentManagement>
+</p:properties>
 </file>
 
 <file path=customXml/itemProps1.xml><?xml version="1.0" encoding="utf-8"?>
-<ds:datastoreItem xmlns:ds="http://schemas.openxmlformats.org/officeDocument/2006/customXml" ds:itemID="{DFBF5159-804B-4563-9B15-6A0468B25410}">
+<ds:datastoreItem xmlns:ds="http://schemas.openxmlformats.org/officeDocument/2006/customXml" ds:itemID="{AFD07A8A-035B-44B3-8740-60045F8E4C9F}">
   <ds:schemaRefs>
-    <ds:schemaRef ds:uri="http://schemas.microsoft.com/office/2006/metadata/properties"/>
-    <ds:schemaRef ds:uri="http://schemas.microsoft.com/office/infopath/2007/PartnerControls"/>
-    <ds:schemaRef ds:uri="http://schemas.microsoft.com/sharepoint/v3"/>
-    <ds:schemaRef ds:uri="4ae7861e-4bff-47fb-9754-a3da037d4eb5"/>
+    <ds:schemaRef ds:uri="http://schemas.microsoft.com/sharepoint/v3/contenttype/forms"/>
   </ds:schemaRefs>
 </ds:datastoreItem>
 </file>
@@ -4300,9 +4297,12 @@
 </file>
 
 <file path=customXml/itemProps3.xml><?xml version="1.0" encoding="utf-8"?>
-<ds:datastoreItem xmlns:ds="http://schemas.openxmlformats.org/officeDocument/2006/customXml" ds:itemID="{AFD07A8A-035B-44B3-8740-60045F8E4C9F}">
+<ds:datastoreItem xmlns:ds="http://schemas.openxmlformats.org/officeDocument/2006/customXml" ds:itemID="{DFBF5159-804B-4563-9B15-6A0468B25410}">
   <ds:schemaRefs>
-    <ds:schemaRef ds:uri="http://schemas.microsoft.com/sharepoint/v3/contenttype/forms"/>
+    <ds:schemaRef ds:uri="http://schemas.microsoft.com/office/2006/metadata/properties"/>
+    <ds:schemaRef ds:uri="http://schemas.microsoft.com/office/infopath/2007/PartnerControls"/>
+    <ds:schemaRef ds:uri="http://schemas.microsoft.com/sharepoint/v3"/>
+    <ds:schemaRef ds:uri="4ae7861e-4bff-47fb-9754-a3da037d4eb5"/>
   </ds:schemaRefs>
 </ds:datastoreItem>
 </file>
--- a/CÔNG TY TNHH HONG SUNG/HongSung_ThaydoiDiaChi/QUYẾT ĐỊNH THAY ĐỔI.docx
+++ b/CÔNG TY TNHH HONG SUNG/HongSung_ThaydoiDiaChi/QUYẾT ĐỊNH THAY ĐỔI.docx
@@ -267,7 +267,7 @@
                 <w:sz w:val="28"/>
                 <w:szCs w:val="28"/>
               </w:rPr>
-              <w:t>14</w:t>
+              <w:t>26</w:t>
             </w:r>
             <w:bookmarkStart w:id="0" w:name="_GoBack"/>
             <w:bookmarkEnd w:id="0"/>
@@ -4058,12 +4058,18 @@
 </file>
 
 <file path=customXml/item1.xml><?xml version="1.0" encoding="utf-8"?>
-<?mso-contentType ?>
-<FormTemplates xmlns="http://schemas.microsoft.com/sharepoint/v3/contenttype/forms">
-  <Display>DocumentLibraryForm</Display>
-  <Edit>DocumentLibraryForm</Edit>
-  <New>DocumentLibraryForm</New>
-</FormTemplates>
+<p:properties xmlns:p="http://schemas.microsoft.com/office/2006/metadata/properties" xmlns:xsi="http://www.w3.org/2001/XMLSchema-instance" xmlns:pc="http://schemas.microsoft.com/office/infopath/2007/PartnerControls">
+  <documentManagement>
+    <AlternateThumbnailUrl xmlns="http://schemas.microsoft.com/sharepoint/v3">
+      <Url xsi:nil="true"/>
+      <Description xsi:nil="true"/>
+    </AlternateThumbnailUrl>
+    <VideoThumbnail xmlns="4ae7861e-4bff-47fb-9754-a3da037d4eb5" xsi:nil="true"/>
+    <ImageCreateDate xmlns="http://schemas.microsoft.com/sharepoint/v3" xsi:nil="true"/>
+    <GetImgForVideo xmlns="4ae7861e-4bff-47fb-9754-a3da037d4eb5" xsi:nil="true"/>
+    <Description xmlns="http://schemas.microsoft.com/sharepoint/v3" xsi:nil="true"/>
+  </documentManagement>
+</p:properties>
 </file>
 
 <file path=customXml/item2.xml><?xml version="1.0" encoding="utf-8"?>
@@ -4255,24 +4261,21 @@
 </file>
 
 <file path=customXml/item3.xml><?xml version="1.0" encoding="utf-8"?>
-<p:properties xmlns:p="http://schemas.microsoft.com/office/2006/metadata/properties" xmlns:xsi="http://www.w3.org/2001/XMLSchema-instance" xmlns:pc="http://schemas.microsoft.com/office/infopath/2007/PartnerControls">
-  <documentManagement>
-    <AlternateThumbnailUrl xmlns="http://schemas.microsoft.com/sharepoint/v3">
-      <Url xsi:nil="true"/>
-      <Description xsi:nil="true"/>
-    </AlternateThumbnailUrl>
-    <VideoThumbnail xmlns="4ae7861e-4bff-47fb-9754-a3da037d4eb5" xsi:nil="true"/>
-    <ImageCreateDate xmlns="http://schemas.microsoft.com/sharepoint/v3" xsi:nil="true"/>
-    <GetImgForVideo xmlns="4ae7861e-4bff-47fb-9754-a3da037d4eb5" xsi:nil="true"/>
-    <Description xmlns="http://schemas.microsoft.com/sharepoint/v3" xsi:nil="true"/>
-  </documentManagement>
-</p:properties>
+<?mso-contentType ?>
+<FormTemplates xmlns="http://schemas.microsoft.com/sharepoint/v3/contenttype/forms">
+  <Display>DocumentLibraryForm</Display>
+  <Edit>DocumentLibraryForm</Edit>
+  <New>DocumentLibraryForm</New>
+</FormTemplates>
 </file>
 
 <file path=customXml/itemProps1.xml><?xml version="1.0" encoding="utf-8"?>
-<ds:datastoreItem xmlns:ds="http://schemas.openxmlformats.org/officeDocument/2006/customXml" ds:itemID="{AFD07A8A-035B-44B3-8740-60045F8E4C9F}">
+<ds:datastoreItem xmlns:ds="http://schemas.openxmlformats.org/officeDocument/2006/customXml" ds:itemID="{DFBF5159-804B-4563-9B15-6A0468B25410}">
   <ds:schemaRefs>
-    <ds:schemaRef ds:uri="http://schemas.microsoft.com/sharepoint/v3/contenttype/forms"/>
+    <ds:schemaRef ds:uri="http://schemas.microsoft.com/office/2006/metadata/properties"/>
+    <ds:schemaRef ds:uri="http://schemas.microsoft.com/office/infopath/2007/PartnerControls"/>
+    <ds:schemaRef ds:uri="http://schemas.microsoft.com/sharepoint/v3"/>
+    <ds:schemaRef ds:uri="4ae7861e-4bff-47fb-9754-a3da037d4eb5"/>
   </ds:schemaRefs>
 </ds:datastoreItem>
 </file>
@@ -4297,12 +4300,9 @@
 </file>
 
 <file path=customXml/itemProps3.xml><?xml version="1.0" encoding="utf-8"?>
-<ds:datastoreItem xmlns:ds="http://schemas.openxmlformats.org/officeDocument/2006/customXml" ds:itemID="{DFBF5159-804B-4563-9B15-6A0468B25410}">
+<ds:datastoreItem xmlns:ds="http://schemas.openxmlformats.org/officeDocument/2006/customXml" ds:itemID="{AFD07A8A-035B-44B3-8740-60045F8E4C9F}">
   <ds:schemaRefs>
-    <ds:schemaRef ds:uri="http://schemas.microsoft.com/office/2006/metadata/properties"/>
-    <ds:schemaRef ds:uri="http://schemas.microsoft.com/office/infopath/2007/PartnerControls"/>
-    <ds:schemaRef ds:uri="http://schemas.microsoft.com/sharepoint/v3"/>
-    <ds:schemaRef ds:uri="4ae7861e-4bff-47fb-9754-a3da037d4eb5"/>
+    <ds:schemaRef ds:uri="http://schemas.microsoft.com/sharepoint/v3/contenttype/forms"/>
   </ds:schemaRefs>
 </ds:datastoreItem>
 </file>